--- a/word/04-chinh-sach-quy-trinh/quy-trinh-quan-ly-nha-cung-cap.docx
+++ b/word/04-chinh-sach-quy-trinh/quy-trinh-quan-ly-nha-cung-cap.docx
@@ -277,8 +277,8 @@
         <w:tblLayout w:type="autofit"/>
       </w:tblPr>
       <w:tblGrid>
-        <w:gridCol w:w="5323"/>
-        <w:gridCol w:w="3702"/>
+        <w:gridCol w:w="4511"/>
+        <w:gridCol w:w="4514"/>
       </w:tblGrid>
       <w:tr>
         <w:trPr>
@@ -287,7 +287,7 @@
         </w:trPr>
         <w:tc>
           <w:tcPr>
-            <w:tcW w:type="dxa" w:w="5323"/>
+            <w:tcW w:type="dxa" w:w="4511"/>
             <w:tcBorders>
               <w:top w:val="single" w:color="000000" w:sz="4"/>
               <w:left w:val="single" w:color="000000" w:sz="4"/>
@@ -324,7 +324,7 @@
         </w:tc>
         <w:tc>
           <w:tcPr>
-            <w:tcW w:type="dxa" w:w="3702"/>
+            <w:tcW w:type="dxa" w:w="4514"/>
             <w:tcBorders>
               <w:top w:val="single" w:color="000000" w:sz="4"/>
               <w:left w:val="single" w:color="000000" w:sz="4"/>
@@ -367,7 +367,7 @@
         </w:trPr>
         <w:tc>
           <w:tcPr>
-            <w:tcW w:type="dxa" w:w="5323"/>
+            <w:tcW w:type="dxa" w:w="4511"/>
             <w:tcBorders>
               <w:top w:val="single" w:color="000000" w:sz="4"/>
               <w:left w:val="single" w:color="000000" w:sz="4"/>
@@ -451,7 +451,7 @@
         </w:tc>
         <w:tc>
           <w:tcPr>
-            <w:tcW w:type="dxa" w:w="3702"/>
+            <w:tcW w:type="dxa" w:w="4514"/>
             <w:tcBorders>
               <w:top w:val="single" w:color="000000" w:sz="4"/>
               <w:left w:val="single" w:color="000000" w:sz="4"/>
@@ -493,7 +493,7 @@
         </w:trPr>
         <w:tc>
           <w:tcPr>
-            <w:tcW w:type="dxa" w:w="5323"/>
+            <w:tcW w:type="dxa" w:w="4511"/>
             <w:tcBorders>
               <w:top w:val="single" w:color="000000" w:sz="4"/>
               <w:left w:val="single" w:color="000000" w:sz="4"/>
@@ -553,7 +553,7 @@
         </w:tc>
         <w:tc>
           <w:tcPr>
-            <w:tcW w:type="dxa" w:w="3702"/>
+            <w:tcW w:type="dxa" w:w="4514"/>
             <w:tcBorders>
               <w:top w:val="single" w:color="000000" w:sz="4"/>
               <w:left w:val="single" w:color="000000" w:sz="4"/>
@@ -595,7 +595,7 @@
         </w:trPr>
         <w:tc>
           <w:tcPr>
-            <w:tcW w:type="dxa" w:w="5323"/>
+            <w:tcW w:type="dxa" w:w="4511"/>
             <w:tcBorders>
               <w:top w:val="single" w:color="000000" w:sz="4"/>
               <w:left w:val="single" w:color="000000" w:sz="4"/>
@@ -631,7 +631,7 @@
         </w:tc>
         <w:tc>
           <w:tcPr>
-            <w:tcW w:type="dxa" w:w="3702"/>
+            <w:tcW w:type="dxa" w:w="4514"/>
             <w:tcBorders>
               <w:top w:val="single" w:color="000000" w:sz="4"/>
               <w:left w:val="single" w:color="000000" w:sz="4"/>
@@ -673,7 +673,7 @@
         </w:trPr>
         <w:tc>
           <w:tcPr>
-            <w:tcW w:type="dxa" w:w="5323"/>
+            <w:tcW w:type="dxa" w:w="4511"/>
             <w:tcBorders>
               <w:top w:val="single" w:color="000000" w:sz="4"/>
               <w:left w:val="single" w:color="000000" w:sz="4"/>
@@ -709,7 +709,7 @@
         </w:tc>
         <w:tc>
           <w:tcPr>
-            <w:tcW w:type="dxa" w:w="3702"/>
+            <w:tcW w:type="dxa" w:w="4514"/>
             <w:tcBorders>
               <w:top w:val="single" w:color="000000" w:sz="4"/>
               <w:left w:val="single" w:color="000000" w:sz="4"/>
@@ -751,7 +751,7 @@
         </w:trPr>
         <w:tc>
           <w:tcPr>
-            <w:tcW w:type="dxa" w:w="5323"/>
+            <w:tcW w:type="dxa" w:w="4511"/>
             <w:tcBorders>
               <w:top w:val="single" w:color="000000" w:sz="4"/>
               <w:left w:val="single" w:color="000000" w:sz="4"/>
@@ -787,7 +787,7 @@
         </w:tc>
         <w:tc>
           <w:tcPr>
-            <w:tcW w:type="dxa" w:w="3702"/>
+            <w:tcW w:type="dxa" w:w="4514"/>
             <w:tcBorders>
               <w:top w:val="single" w:color="000000" w:sz="4"/>
               <w:left w:val="single" w:color="000000" w:sz="4"/>
@@ -829,7 +829,7 @@
         </w:trPr>
         <w:tc>
           <w:tcPr>
-            <w:tcW w:type="dxa" w:w="5323"/>
+            <w:tcW w:type="dxa" w:w="4511"/>
             <w:tcBorders>
               <w:top w:val="single" w:color="000000" w:sz="4"/>
               <w:left w:val="single" w:color="000000" w:sz="4"/>
@@ -865,7 +865,7 @@
         </w:tc>
         <w:tc>
           <w:tcPr>
-            <w:tcW w:type="dxa" w:w="3702"/>
+            <w:tcW w:type="dxa" w:w="4514"/>
             <w:tcBorders>
               <w:top w:val="single" w:color="000000" w:sz="4"/>
               <w:left w:val="single" w:color="000000" w:sz="4"/>
@@ -907,7 +907,7 @@
         </w:trPr>
         <w:tc>
           <w:tcPr>
-            <w:tcW w:type="dxa" w:w="5323"/>
+            <w:tcW w:type="dxa" w:w="4511"/>
             <w:tcBorders>
               <w:top w:val="single" w:color="000000" w:sz="4"/>
               <w:left w:val="single" w:color="000000" w:sz="4"/>
@@ -943,7 +943,7 @@
         </w:tc>
         <w:tc>
           <w:tcPr>
-            <w:tcW w:type="dxa" w:w="3702"/>
+            <w:tcW w:type="dxa" w:w="4514"/>
             <w:tcBorders>
               <w:top w:val="single" w:color="000000" w:sz="4"/>
               <w:left w:val="single" w:color="000000" w:sz="4"/>
@@ -985,7 +985,7 @@
         </w:trPr>
         <w:tc>
           <w:tcPr>
-            <w:tcW w:type="dxa" w:w="5323"/>
+            <w:tcW w:type="dxa" w:w="4511"/>
             <w:tcBorders>
               <w:top w:val="single" w:color="000000" w:sz="4"/>
               <w:left w:val="single" w:color="000000" w:sz="4"/>
@@ -1021,7 +1021,7 @@
         </w:tc>
         <w:tc>
           <w:tcPr>
-            <w:tcW w:type="dxa" w:w="3702"/>
+            <w:tcW w:type="dxa" w:w="4514"/>
             <w:tcBorders>
               <w:top w:val="single" w:color="000000" w:sz="4"/>
               <w:left w:val="single" w:color="000000" w:sz="4"/>
@@ -1063,7 +1063,7 @@
         </w:trPr>
         <w:tc>
           <w:tcPr>
-            <w:tcW w:type="dxa" w:w="5323"/>
+            <w:tcW w:type="dxa" w:w="4511"/>
             <w:tcBorders>
               <w:top w:val="single" w:color="000000" w:sz="4"/>
               <w:left w:val="single" w:color="000000" w:sz="4"/>
@@ -1099,7 +1099,7 @@
         </w:tc>
         <w:tc>
           <w:tcPr>
-            <w:tcW w:type="dxa" w:w="3702"/>
+            <w:tcW w:type="dxa" w:w="4514"/>
             <w:tcBorders>
               <w:top w:val="single" w:color="000000" w:sz="4"/>
               <w:left w:val="single" w:color="000000" w:sz="4"/>
@@ -1141,7 +1141,7 @@
         </w:trPr>
         <w:tc>
           <w:tcPr>
-            <w:tcW w:type="dxa" w:w="5323"/>
+            <w:tcW w:type="dxa" w:w="4511"/>
             <w:tcBorders>
               <w:top w:val="single" w:color="000000" w:sz="4"/>
               <w:left w:val="single" w:color="000000" w:sz="4"/>
@@ -1189,7 +1189,7 @@
         </w:tc>
         <w:tc>
           <w:tcPr>
-            <w:tcW w:type="dxa" w:w="3702"/>
+            <w:tcW w:type="dxa" w:w="4514"/>
             <w:tcBorders>
               <w:top w:val="single" w:color="000000" w:sz="4"/>
               <w:left w:val="single" w:color="000000" w:sz="4"/>
@@ -1284,10 +1284,10 @@
         <w:tblLayout w:type="autofit"/>
       </w:tblPr>
       <w:tblGrid>
-        <w:gridCol w:w="976"/>
-        <w:gridCol w:w="3267"/>
-        <w:gridCol w:w="3267"/>
-        <w:gridCol w:w="1515"/>
+        <w:gridCol w:w="1343"/>
+        <w:gridCol w:w="3099"/>
+        <w:gridCol w:w="2857"/>
+        <w:gridCol w:w="1726"/>
       </w:tblGrid>
       <w:tr>
         <w:trPr>
@@ -1296,7 +1296,7 @@
         </w:trPr>
         <w:tc>
           <w:tcPr>
-            <w:tcW w:type="dxa" w:w="976"/>
+            <w:tcW w:type="dxa" w:w="1343"/>
             <w:tcBorders>
               <w:top w:val="single" w:color="000000" w:sz="4"/>
               <w:left w:val="single" w:color="000000" w:sz="4"/>
@@ -1333,7 +1333,7 @@
         </w:tc>
         <w:tc>
           <w:tcPr>
-            <w:tcW w:type="dxa" w:w="3267"/>
+            <w:tcW w:type="dxa" w:w="3099"/>
             <w:tcBorders>
               <w:top w:val="single" w:color="000000" w:sz="4"/>
               <w:left w:val="single" w:color="000000" w:sz="4"/>
@@ -1370,7 +1370,7 @@
         </w:tc>
         <w:tc>
           <w:tcPr>
-            <w:tcW w:type="dxa" w:w="3267"/>
+            <w:tcW w:type="dxa" w:w="2857"/>
             <w:tcBorders>
               <w:top w:val="single" w:color="000000" w:sz="4"/>
               <w:left w:val="single" w:color="000000" w:sz="4"/>
@@ -1407,7 +1407,7 @@
         </w:tc>
         <w:tc>
           <w:tcPr>
-            <w:tcW w:type="dxa" w:w="1515"/>
+            <w:tcW w:type="dxa" w:w="1726"/>
             <w:tcBorders>
               <w:top w:val="single" w:color="000000" w:sz="4"/>
               <w:left w:val="single" w:color="000000" w:sz="4"/>
@@ -1450,7 +1450,7 @@
         </w:trPr>
         <w:tc>
           <w:tcPr>
-            <w:tcW w:type="dxa" w:w="976"/>
+            <w:tcW w:type="dxa" w:w="1343"/>
             <w:tcBorders>
               <w:top w:val="single" w:color="000000" w:sz="4"/>
               <w:left w:val="single" w:color="000000" w:sz="4"/>
@@ -1486,7 +1486,7 @@
         </w:tc>
         <w:tc>
           <w:tcPr>
-            <w:tcW w:type="dxa" w:w="3267"/>
+            <w:tcW w:type="dxa" w:w="3099"/>
             <w:tcBorders>
               <w:top w:val="single" w:color="000000" w:sz="4"/>
               <w:left w:val="single" w:color="000000" w:sz="4"/>
@@ -1522,7 +1522,7 @@
         </w:tc>
         <w:tc>
           <w:tcPr>
-            <w:tcW w:type="dxa" w:w="3267"/>
+            <w:tcW w:type="dxa" w:w="2857"/>
             <w:tcBorders>
               <w:top w:val="single" w:color="000000" w:sz="4"/>
               <w:left w:val="single" w:color="000000" w:sz="4"/>
@@ -1558,7 +1558,7 @@
         </w:tc>
         <w:tc>
           <w:tcPr>
-            <w:tcW w:type="dxa" w:w="1515"/>
+            <w:tcW w:type="dxa" w:w="1726"/>
             <w:tcBorders>
               <w:top w:val="single" w:color="000000" w:sz="4"/>
               <w:left w:val="single" w:color="000000" w:sz="4"/>
@@ -1613,7 +1613,7 @@
         </w:trPr>
         <w:tc>
           <w:tcPr>
-            <w:tcW w:type="dxa" w:w="976"/>
+            <w:tcW w:type="dxa" w:w="1343"/>
             <w:tcBorders>
               <w:top w:val="single" w:color="000000" w:sz="4"/>
               <w:left w:val="single" w:color="000000" w:sz="4"/>
@@ -1649,7 +1649,7 @@
         </w:tc>
         <w:tc>
           <w:tcPr>
-            <w:tcW w:type="dxa" w:w="3267"/>
+            <w:tcW w:type="dxa" w:w="3099"/>
             <w:tcBorders>
               <w:top w:val="single" w:color="000000" w:sz="4"/>
               <w:left w:val="single" w:color="000000" w:sz="4"/>
@@ -1685,7 +1685,7 @@
         </w:tc>
         <w:tc>
           <w:tcPr>
-            <w:tcW w:type="dxa" w:w="3267"/>
+            <w:tcW w:type="dxa" w:w="2857"/>
             <w:tcBorders>
               <w:top w:val="single" w:color="000000" w:sz="4"/>
               <w:left w:val="single" w:color="000000" w:sz="4"/>
@@ -1721,7 +1721,7 @@
         </w:tc>
         <w:tc>
           <w:tcPr>
-            <w:tcW w:type="dxa" w:w="1515"/>
+            <w:tcW w:type="dxa" w:w="1726"/>
             <w:tcBorders>
               <w:top w:val="single" w:color="000000" w:sz="4"/>
               <w:left w:val="single" w:color="000000" w:sz="4"/>
@@ -1764,7 +1764,7 @@
         </w:trPr>
         <w:tc>
           <w:tcPr>
-            <w:tcW w:type="dxa" w:w="976"/>
+            <w:tcW w:type="dxa" w:w="1343"/>
             <w:tcBorders>
               <w:top w:val="single" w:color="000000" w:sz="4"/>
               <w:left w:val="single" w:color="000000" w:sz="4"/>
@@ -1800,7 +1800,7 @@
         </w:tc>
         <w:tc>
           <w:tcPr>
-            <w:tcW w:type="dxa" w:w="3267"/>
+            <w:tcW w:type="dxa" w:w="3099"/>
             <w:tcBorders>
               <w:top w:val="single" w:color="000000" w:sz="4"/>
               <w:left w:val="single" w:color="000000" w:sz="4"/>
@@ -1836,7 +1836,7 @@
         </w:tc>
         <w:tc>
           <w:tcPr>
-            <w:tcW w:type="dxa" w:w="3267"/>
+            <w:tcW w:type="dxa" w:w="2857"/>
             <w:tcBorders>
               <w:top w:val="single" w:color="000000" w:sz="4"/>
               <w:left w:val="single" w:color="000000" w:sz="4"/>
@@ -1872,7 +1872,7 @@
         </w:tc>
         <w:tc>
           <w:tcPr>
-            <w:tcW w:type="dxa" w:w="1515"/>
+            <w:tcW w:type="dxa" w:w="1726"/>
             <w:tcBorders>
               <w:top w:val="single" w:color="000000" w:sz="4"/>
               <w:left w:val="single" w:color="000000" w:sz="4"/>
@@ -1966,9 +1966,9 @@
         <w:tblLayout w:type="autofit"/>
       </w:tblPr>
       <w:tblGrid>
-        <w:gridCol w:w="1405"/>
-        <w:gridCol w:w="4517"/>
-        <w:gridCol w:w="3103"/>
+        <w:gridCol w:w="887"/>
+        <w:gridCol w:w="4981"/>
+        <w:gridCol w:w="3157"/>
       </w:tblGrid>
       <w:tr>
         <w:trPr>
@@ -1977,7 +1977,7 @@
         </w:trPr>
         <w:tc>
           <w:tcPr>
-            <w:tcW w:type="dxa" w:w="1405"/>
+            <w:tcW w:type="dxa" w:w="887"/>
             <w:tcBorders>
               <w:top w:val="single" w:color="000000" w:sz="4"/>
               <w:left w:val="single" w:color="000000" w:sz="4"/>
@@ -2014,7 +2014,7 @@
         </w:tc>
         <w:tc>
           <w:tcPr>
-            <w:tcW w:type="dxa" w:w="4517"/>
+            <w:tcW w:type="dxa" w:w="4981"/>
             <w:tcBorders>
               <w:top w:val="single" w:color="000000" w:sz="4"/>
               <w:left w:val="single" w:color="000000" w:sz="4"/>
@@ -2051,7 +2051,7 @@
         </w:tc>
         <w:tc>
           <w:tcPr>
-            <w:tcW w:type="dxa" w:w="3103"/>
+            <w:tcW w:type="dxa" w:w="3157"/>
             <w:tcBorders>
               <w:top w:val="single" w:color="000000" w:sz="4"/>
               <w:left w:val="single" w:color="000000" w:sz="4"/>
@@ -2094,7 +2094,7 @@
         </w:trPr>
         <w:tc>
           <w:tcPr>
-            <w:tcW w:type="dxa" w:w="1405"/>
+            <w:tcW w:type="dxa" w:w="887"/>
             <w:tcBorders>
               <w:top w:val="single" w:color="000000" w:sz="4"/>
               <w:left w:val="single" w:color="000000" w:sz="4"/>
@@ -2130,7 +2130,7 @@
         </w:tc>
         <w:tc>
           <w:tcPr>
-            <w:tcW w:type="dxa" w:w="4517"/>
+            <w:tcW w:type="dxa" w:w="4981"/>
             <w:tcBorders>
               <w:top w:val="single" w:color="000000" w:sz="4"/>
               <w:left w:val="single" w:color="000000" w:sz="4"/>
@@ -2166,7 +2166,7 @@
         </w:tc>
         <w:tc>
           <w:tcPr>
-            <w:tcW w:type="dxa" w:w="3103"/>
+            <w:tcW w:type="dxa" w:w="3157"/>
             <w:tcBorders>
               <w:top w:val="single" w:color="000000" w:sz="4"/>
               <w:left w:val="single" w:color="000000" w:sz="4"/>
@@ -2208,7 +2208,7 @@
         </w:trPr>
         <w:tc>
           <w:tcPr>
-            <w:tcW w:type="dxa" w:w="1405"/>
+            <w:tcW w:type="dxa" w:w="887"/>
             <w:tcBorders>
               <w:top w:val="single" w:color="000000" w:sz="4"/>
               <w:left w:val="single" w:color="000000" w:sz="4"/>
@@ -2244,7 +2244,7 @@
         </w:tc>
         <w:tc>
           <w:tcPr>
-            <w:tcW w:type="dxa" w:w="4517"/>
+            <w:tcW w:type="dxa" w:w="4981"/>
             <w:tcBorders>
               <w:top w:val="single" w:color="000000" w:sz="4"/>
               <w:left w:val="single" w:color="000000" w:sz="4"/>
@@ -2280,7 +2280,7 @@
         </w:tc>
         <w:tc>
           <w:tcPr>
-            <w:tcW w:type="dxa" w:w="3103"/>
+            <w:tcW w:type="dxa" w:w="3157"/>
             <w:tcBorders>
               <w:top w:val="single" w:color="000000" w:sz="4"/>
               <w:left w:val="single" w:color="000000" w:sz="4"/>
@@ -2322,7 +2322,7 @@
         </w:trPr>
         <w:tc>
           <w:tcPr>
-            <w:tcW w:type="dxa" w:w="1405"/>
+            <w:tcW w:type="dxa" w:w="887"/>
             <w:tcBorders>
               <w:top w:val="single" w:color="000000" w:sz="4"/>
               <w:left w:val="single" w:color="000000" w:sz="4"/>
@@ -2358,7 +2358,7 @@
         </w:tc>
         <w:tc>
           <w:tcPr>
-            <w:tcW w:type="dxa" w:w="4517"/>
+            <w:tcW w:type="dxa" w:w="4981"/>
             <w:tcBorders>
               <w:top w:val="single" w:color="000000" w:sz="4"/>
               <w:left w:val="single" w:color="000000" w:sz="4"/>
@@ -2394,7 +2394,7 @@
         </w:tc>
         <w:tc>
           <w:tcPr>
-            <w:tcW w:type="dxa" w:w="3103"/>
+            <w:tcW w:type="dxa" w:w="3157"/>
             <w:tcBorders>
               <w:top w:val="single" w:color="000000" w:sz="4"/>
               <w:left w:val="single" w:color="000000" w:sz="4"/>
@@ -2436,7 +2436,7 @@
         </w:trPr>
         <w:tc>
           <w:tcPr>
-            <w:tcW w:type="dxa" w:w="1405"/>
+            <w:tcW w:type="dxa" w:w="887"/>
             <w:tcBorders>
               <w:top w:val="single" w:color="000000" w:sz="4"/>
               <w:left w:val="single" w:color="000000" w:sz="4"/>
@@ -2472,7 +2472,7 @@
         </w:tc>
         <w:tc>
           <w:tcPr>
-            <w:tcW w:type="dxa" w:w="4517"/>
+            <w:tcW w:type="dxa" w:w="4981"/>
             <w:tcBorders>
               <w:top w:val="single" w:color="000000" w:sz="4"/>
               <w:left w:val="single" w:color="000000" w:sz="4"/>
@@ -2508,7 +2508,7 @@
         </w:tc>
         <w:tc>
           <w:tcPr>
-            <w:tcW w:type="dxa" w:w="3103"/>
+            <w:tcW w:type="dxa" w:w="3157"/>
             <w:tcBorders>
               <w:top w:val="single" w:color="000000" w:sz="4"/>
               <w:left w:val="single" w:color="000000" w:sz="4"/>
@@ -2550,7 +2550,7 @@
         </w:trPr>
         <w:tc>
           <w:tcPr>
-            <w:tcW w:type="dxa" w:w="1405"/>
+            <w:tcW w:type="dxa" w:w="887"/>
             <w:tcBorders>
               <w:top w:val="single" w:color="000000" w:sz="4"/>
               <w:left w:val="single" w:color="000000" w:sz="4"/>
@@ -2586,7 +2586,7 @@
         </w:tc>
         <w:tc>
           <w:tcPr>
-            <w:tcW w:type="dxa" w:w="4517"/>
+            <w:tcW w:type="dxa" w:w="4981"/>
             <w:tcBorders>
               <w:top w:val="single" w:color="000000" w:sz="4"/>
               <w:left w:val="single" w:color="000000" w:sz="4"/>
@@ -2622,7 +2622,7 @@
         </w:tc>
         <w:tc>
           <w:tcPr>
-            <w:tcW w:type="dxa" w:w="3103"/>
+            <w:tcW w:type="dxa" w:w="3157"/>
             <w:tcBorders>
               <w:top w:val="single" w:color="000000" w:sz="4"/>
               <w:left w:val="single" w:color="000000" w:sz="4"/>
@@ -2664,7 +2664,7 @@
         </w:trPr>
         <w:tc>
           <w:tcPr>
-            <w:tcW w:type="dxa" w:w="1405"/>
+            <w:tcW w:type="dxa" w:w="887"/>
             <w:tcBorders>
               <w:top w:val="single" w:color="000000" w:sz="4"/>
               <w:left w:val="single" w:color="000000" w:sz="4"/>
@@ -2700,7 +2700,7 @@
         </w:tc>
         <w:tc>
           <w:tcPr>
-            <w:tcW w:type="dxa" w:w="4517"/>
+            <w:tcW w:type="dxa" w:w="4981"/>
             <w:tcBorders>
               <w:top w:val="single" w:color="000000" w:sz="4"/>
               <w:left w:val="single" w:color="000000" w:sz="4"/>
@@ -2736,7 +2736,7 @@
         </w:tc>
         <w:tc>
           <w:tcPr>
-            <w:tcW w:type="dxa" w:w="3103"/>
+            <w:tcW w:type="dxa" w:w="3157"/>
             <w:tcBorders>
               <w:top w:val="single" w:color="000000" w:sz="4"/>
               <w:left w:val="single" w:color="000000" w:sz="4"/>
@@ -2778,7 +2778,7 @@
         </w:trPr>
         <w:tc>
           <w:tcPr>
-            <w:tcW w:type="dxa" w:w="1405"/>
+            <w:tcW w:type="dxa" w:w="887"/>
             <w:tcBorders>
               <w:top w:val="single" w:color="000000" w:sz="4"/>
               <w:left w:val="single" w:color="000000" w:sz="4"/>
@@ -2814,7 +2814,7 @@
         </w:tc>
         <w:tc>
           <w:tcPr>
-            <w:tcW w:type="dxa" w:w="4517"/>
+            <w:tcW w:type="dxa" w:w="4981"/>
             <w:tcBorders>
               <w:top w:val="single" w:color="000000" w:sz="4"/>
               <w:left w:val="single" w:color="000000" w:sz="4"/>
@@ -2874,7 +2874,7 @@
         </w:tc>
         <w:tc>
           <w:tcPr>
-            <w:tcW w:type="dxa" w:w="3103"/>
+            <w:tcW w:type="dxa" w:w="3157"/>
             <w:tcBorders>
               <w:top w:val="single" w:color="000000" w:sz="4"/>
               <w:left w:val="single" w:color="000000" w:sz="4"/>
@@ -4266,18 +4266,18 @@
         <w:tblLayout w:type="autofit"/>
       </w:tblPr>
       <w:tblGrid>
-        <w:gridCol w:w="754"/>
-        <w:gridCol w:w="1604"/>
-        <w:gridCol w:w="1114"/>
-        <w:gridCol w:w="1107"/>
-        <w:gridCol w:w="1111"/>
-        <w:gridCol w:w="1332"/>
-        <w:gridCol w:w="1107"/>
-        <w:gridCol w:w="1107"/>
-        <w:gridCol w:w="1400"/>
-        <w:gridCol w:w="1103"/>
-        <w:gridCol w:w="1107"/>
-        <w:gridCol w:w="1111"/>
+        <w:gridCol w:w="794"/>
+        <w:gridCol w:w="2576"/>
+        <w:gridCol w:w="1190"/>
+        <w:gridCol w:w="941"/>
+        <w:gridCol w:w="1070"/>
+        <w:gridCol w:w="1190"/>
+        <w:gridCol w:w="941"/>
+        <w:gridCol w:w="941"/>
+        <w:gridCol w:w="1487"/>
+        <w:gridCol w:w="813"/>
+        <w:gridCol w:w="941"/>
+        <w:gridCol w:w="1073"/>
       </w:tblGrid>
       <w:tr>
         <w:trPr>
@@ -4286,7 +4286,7 @@
         </w:trPr>
         <w:tc>
           <w:tcPr>
-            <w:tcW w:type="dxa" w:w="754"/>
+            <w:tcW w:type="dxa" w:w="794"/>
             <w:tcBorders>
               <w:top w:val="single" w:color="000000" w:sz="4"/>
               <w:left w:val="single" w:color="000000" w:sz="4"/>
@@ -4323,7 +4323,7 @@
         </w:tc>
         <w:tc>
           <w:tcPr>
-            <w:tcW w:type="dxa" w:w="1604"/>
+            <w:tcW w:type="dxa" w:w="2576"/>
             <w:tcBorders>
               <w:top w:val="single" w:color="000000" w:sz="4"/>
               <w:left w:val="single" w:color="000000" w:sz="4"/>
@@ -4360,7 +4360,7 @@
         </w:tc>
         <w:tc>
           <w:tcPr>
-            <w:tcW w:type="dxa" w:w="1114"/>
+            <w:tcW w:type="dxa" w:w="1190"/>
             <w:tcBorders>
               <w:top w:val="single" w:color="000000" w:sz="4"/>
               <w:left w:val="single" w:color="000000" w:sz="4"/>
@@ -4397,7 +4397,7 @@
         </w:tc>
         <w:tc>
           <w:tcPr>
-            <w:tcW w:type="dxa" w:w="1107"/>
+            <w:tcW w:type="dxa" w:w="941"/>
             <w:tcBorders>
               <w:top w:val="single" w:color="000000" w:sz="4"/>
               <w:left w:val="single" w:color="000000" w:sz="4"/>
@@ -4434,7 +4434,7 @@
         </w:tc>
         <w:tc>
           <w:tcPr>
-            <w:tcW w:type="dxa" w:w="1111"/>
+            <w:tcW w:type="dxa" w:w="1070"/>
             <w:tcBorders>
               <w:top w:val="single" w:color="000000" w:sz="4"/>
               <w:left w:val="single" w:color="000000" w:sz="4"/>
@@ -4471,7 +4471,7 @@
         </w:tc>
         <w:tc>
           <w:tcPr>
-            <w:tcW w:type="dxa" w:w="1332"/>
+            <w:tcW w:type="dxa" w:w="1190"/>
             <w:tcBorders>
               <w:top w:val="single" w:color="000000" w:sz="4"/>
               <w:left w:val="single" w:color="000000" w:sz="4"/>
@@ -4508,7 +4508,7 @@
         </w:tc>
         <w:tc>
           <w:tcPr>
-            <w:tcW w:type="dxa" w:w="1107"/>
+            <w:tcW w:type="dxa" w:w="941"/>
             <w:tcBorders>
               <w:top w:val="single" w:color="000000" w:sz="4"/>
               <w:left w:val="single" w:color="000000" w:sz="4"/>
@@ -4545,7 +4545,7 @@
         </w:tc>
         <w:tc>
           <w:tcPr>
-            <w:tcW w:type="dxa" w:w="1107"/>
+            <w:tcW w:type="dxa" w:w="941"/>
             <w:tcBorders>
               <w:top w:val="single" w:color="000000" w:sz="4"/>
               <w:left w:val="single" w:color="000000" w:sz="4"/>
@@ -4582,7 +4582,7 @@
         </w:tc>
         <w:tc>
           <w:tcPr>
-            <w:tcW w:type="dxa" w:w="1400"/>
+            <w:tcW w:type="dxa" w:w="1487"/>
             <w:tcBorders>
               <w:top w:val="single" w:color="000000" w:sz="4"/>
               <w:left w:val="single" w:color="000000" w:sz="4"/>
@@ -4619,7 +4619,7 @@
         </w:tc>
         <w:tc>
           <w:tcPr>
-            <w:tcW w:type="dxa" w:w="1103"/>
+            <w:tcW w:type="dxa" w:w="813"/>
             <w:tcBorders>
               <w:top w:val="single" w:color="000000" w:sz="4"/>
               <w:left w:val="single" w:color="000000" w:sz="4"/>
@@ -4656,7 +4656,7 @@
         </w:tc>
         <w:tc>
           <w:tcPr>
-            <w:tcW w:type="dxa" w:w="1107"/>
+            <w:tcW w:type="dxa" w:w="941"/>
             <w:tcBorders>
               <w:top w:val="single" w:color="000000" w:sz="4"/>
               <w:left w:val="single" w:color="000000" w:sz="4"/>
@@ -4693,7 +4693,7 @@
         </w:tc>
         <w:tc>
           <w:tcPr>
-            <w:tcW w:type="dxa" w:w="1111"/>
+            <w:tcW w:type="dxa" w:w="1073"/>
             <w:tcBorders>
               <w:top w:val="single" w:color="000000" w:sz="4"/>
               <w:left w:val="single" w:color="000000" w:sz="4"/>
@@ -4736,7 +4736,7 @@
         </w:trPr>
         <w:tc>
           <w:tcPr>
-            <w:tcW w:type="dxa" w:w="754"/>
+            <w:tcW w:type="dxa" w:w="794"/>
             <w:tcBorders>
               <w:top w:val="single" w:color="000000" w:sz="4"/>
               <w:left w:val="single" w:color="000000" w:sz="4"/>
@@ -4772,7 +4772,7 @@
         </w:tc>
         <w:tc>
           <w:tcPr>
-            <w:tcW w:type="dxa" w:w="1604"/>
+            <w:tcW w:type="dxa" w:w="2576"/>
             <w:tcBorders>
               <w:top w:val="single" w:color="000000" w:sz="4"/>
               <w:left w:val="single" w:color="000000" w:sz="4"/>
@@ -4809,223 +4809,223 @@
         </w:tc>
         <w:tc>
           <w:tcPr>
-            <w:tcW w:type="dxa" w:w="1114"/>
-            <w:tcBorders>
-              <w:top w:val="single" w:color="000000" w:sz="4"/>
-              <w:left w:val="single" w:color="000000" w:sz="4"/>
-              <w:bottom w:val="single" w:color="000000" w:sz="4"/>
-              <w:right w:val="single" w:color="000000" w:sz="4"/>
-            </w:tcBorders>
-            <w:tcMar>
-              <w:top w:type="dxa" w:w="30"/>
-              <w:left w:type="dxa" w:w="70"/>
-              <w:bottom w:type="dxa" w:w="30"/>
-              <w:right w:type="dxa" w:w="70"/>
-            </w:tcMar>
-            <w:vAlign w:val="center"/>
-          </w:tcPr>
-          <w:p>
-            <w:pPr>
-              <w:spacing w:after="0" w:before="0" w:line="240" w:lineRule="auto"/>
-              <w:jc w:val="left"/>
-            </w:pPr>
-          </w:p>
-        </w:tc>
-        <w:tc>
-          <w:tcPr>
-            <w:tcW w:type="dxa" w:w="1107"/>
-            <w:tcBorders>
-              <w:top w:val="single" w:color="000000" w:sz="4"/>
-              <w:left w:val="single" w:color="000000" w:sz="4"/>
-              <w:bottom w:val="single" w:color="000000" w:sz="4"/>
-              <w:right w:val="single" w:color="000000" w:sz="4"/>
-            </w:tcBorders>
-            <w:tcMar>
-              <w:top w:type="dxa" w:w="30"/>
-              <w:left w:type="dxa" w:w="70"/>
-              <w:bottom w:type="dxa" w:w="30"/>
-              <w:right w:type="dxa" w:w="70"/>
-            </w:tcMar>
-            <w:vAlign w:val="center"/>
-          </w:tcPr>
-          <w:p>
-            <w:pPr>
-              <w:spacing w:after="0" w:before="0" w:line="240" w:lineRule="auto"/>
-              <w:jc w:val="left"/>
-            </w:pPr>
-          </w:p>
-        </w:tc>
-        <w:tc>
-          <w:tcPr>
-            <w:tcW w:type="dxa" w:w="1111"/>
-            <w:tcBorders>
-              <w:top w:val="single" w:color="000000" w:sz="4"/>
-              <w:left w:val="single" w:color="000000" w:sz="4"/>
-              <w:bottom w:val="single" w:color="000000" w:sz="4"/>
-              <w:right w:val="single" w:color="000000" w:sz="4"/>
-            </w:tcBorders>
-            <w:tcMar>
-              <w:top w:type="dxa" w:w="30"/>
-              <w:left w:type="dxa" w:w="70"/>
-              <w:bottom w:type="dxa" w:w="30"/>
-              <w:right w:type="dxa" w:w="70"/>
-            </w:tcMar>
-            <w:vAlign w:val="center"/>
-          </w:tcPr>
-          <w:p>
-            <w:pPr>
-              <w:spacing w:after="0" w:before="0" w:line="240" w:lineRule="auto"/>
-              <w:jc w:val="left"/>
-            </w:pPr>
-          </w:p>
-        </w:tc>
-        <w:tc>
-          <w:tcPr>
-            <w:tcW w:type="dxa" w:w="1332"/>
-            <w:tcBorders>
-              <w:top w:val="single" w:color="000000" w:sz="4"/>
-              <w:left w:val="single" w:color="000000" w:sz="4"/>
-              <w:bottom w:val="single" w:color="000000" w:sz="4"/>
-              <w:right w:val="single" w:color="000000" w:sz="4"/>
-            </w:tcBorders>
-            <w:tcMar>
-              <w:top w:type="dxa" w:w="30"/>
-              <w:left w:type="dxa" w:w="70"/>
-              <w:bottom w:type="dxa" w:w="30"/>
-              <w:right w:type="dxa" w:w="70"/>
-            </w:tcMar>
-            <w:vAlign w:val="center"/>
-          </w:tcPr>
-          <w:p>
-            <w:pPr>
-              <w:spacing w:after="0" w:before="0" w:line="240" w:lineRule="auto"/>
-              <w:jc w:val="left"/>
-            </w:pPr>
-          </w:p>
-        </w:tc>
-        <w:tc>
-          <w:tcPr>
-            <w:tcW w:type="dxa" w:w="1107"/>
-            <w:tcBorders>
-              <w:top w:val="single" w:color="000000" w:sz="4"/>
-              <w:left w:val="single" w:color="000000" w:sz="4"/>
-              <w:bottom w:val="single" w:color="000000" w:sz="4"/>
-              <w:right w:val="single" w:color="000000" w:sz="4"/>
-            </w:tcBorders>
-            <w:tcMar>
-              <w:top w:type="dxa" w:w="30"/>
-              <w:left w:type="dxa" w:w="70"/>
-              <w:bottom w:type="dxa" w:w="30"/>
-              <w:right w:type="dxa" w:w="70"/>
-            </w:tcMar>
-            <w:vAlign w:val="center"/>
-          </w:tcPr>
-          <w:p>
-            <w:pPr>
-              <w:spacing w:after="0" w:before="0" w:line="240" w:lineRule="auto"/>
-              <w:jc w:val="left"/>
-            </w:pPr>
-          </w:p>
-        </w:tc>
-        <w:tc>
-          <w:tcPr>
-            <w:tcW w:type="dxa" w:w="1107"/>
-            <w:tcBorders>
-              <w:top w:val="single" w:color="000000" w:sz="4"/>
-              <w:left w:val="single" w:color="000000" w:sz="4"/>
-              <w:bottom w:val="single" w:color="000000" w:sz="4"/>
-              <w:right w:val="single" w:color="000000" w:sz="4"/>
-            </w:tcBorders>
-            <w:tcMar>
-              <w:top w:type="dxa" w:w="30"/>
-              <w:left w:type="dxa" w:w="70"/>
-              <w:bottom w:type="dxa" w:w="30"/>
-              <w:right w:type="dxa" w:w="70"/>
-            </w:tcMar>
-            <w:vAlign w:val="center"/>
-          </w:tcPr>
-          <w:p>
-            <w:pPr>
-              <w:spacing w:after="0" w:before="0" w:line="240" w:lineRule="auto"/>
-              <w:jc w:val="left"/>
-            </w:pPr>
-          </w:p>
-        </w:tc>
-        <w:tc>
-          <w:tcPr>
-            <w:tcW w:type="dxa" w:w="1400"/>
-            <w:tcBorders>
-              <w:top w:val="single" w:color="000000" w:sz="4"/>
-              <w:left w:val="single" w:color="000000" w:sz="4"/>
-              <w:bottom w:val="single" w:color="000000" w:sz="4"/>
-              <w:right w:val="single" w:color="000000" w:sz="4"/>
-            </w:tcBorders>
-            <w:tcMar>
-              <w:top w:type="dxa" w:w="30"/>
-              <w:left w:type="dxa" w:w="70"/>
-              <w:bottom w:type="dxa" w:w="30"/>
-              <w:right w:type="dxa" w:w="70"/>
-            </w:tcMar>
-            <w:vAlign w:val="center"/>
-          </w:tcPr>
-          <w:p>
-            <w:pPr>
-              <w:spacing w:after="0" w:before="0" w:line="240" w:lineRule="auto"/>
-              <w:jc w:val="left"/>
-            </w:pPr>
-          </w:p>
-        </w:tc>
-        <w:tc>
-          <w:tcPr>
-            <w:tcW w:type="dxa" w:w="1103"/>
-            <w:tcBorders>
-              <w:top w:val="single" w:color="000000" w:sz="4"/>
-              <w:left w:val="single" w:color="000000" w:sz="4"/>
-              <w:bottom w:val="single" w:color="000000" w:sz="4"/>
-              <w:right w:val="single" w:color="000000" w:sz="4"/>
-            </w:tcBorders>
-            <w:tcMar>
-              <w:top w:type="dxa" w:w="30"/>
-              <w:left w:type="dxa" w:w="70"/>
-              <w:bottom w:type="dxa" w:w="30"/>
-              <w:right w:type="dxa" w:w="70"/>
-            </w:tcMar>
-            <w:vAlign w:val="center"/>
-          </w:tcPr>
-          <w:p>
-            <w:pPr>
-              <w:spacing w:after="0" w:before="0" w:line="240" w:lineRule="auto"/>
-              <w:jc w:val="left"/>
-            </w:pPr>
-          </w:p>
-        </w:tc>
-        <w:tc>
-          <w:tcPr>
-            <w:tcW w:type="dxa" w:w="1107"/>
-            <w:tcBorders>
-              <w:top w:val="single" w:color="000000" w:sz="4"/>
-              <w:left w:val="single" w:color="000000" w:sz="4"/>
-              <w:bottom w:val="single" w:color="000000" w:sz="4"/>
-              <w:right w:val="single" w:color="000000" w:sz="4"/>
-            </w:tcBorders>
-            <w:tcMar>
-              <w:top w:type="dxa" w:w="30"/>
-              <w:left w:type="dxa" w:w="70"/>
-              <w:bottom w:type="dxa" w:w="30"/>
-              <w:right w:type="dxa" w:w="70"/>
-            </w:tcMar>
-            <w:vAlign w:val="center"/>
-          </w:tcPr>
-          <w:p>
-            <w:pPr>
-              <w:spacing w:after="0" w:before="0" w:line="240" w:lineRule="auto"/>
-              <w:jc w:val="left"/>
-            </w:pPr>
-          </w:p>
-        </w:tc>
-        <w:tc>
-          <w:tcPr>
-            <w:tcW w:type="dxa" w:w="1111"/>
+            <w:tcW w:type="dxa" w:w="1190"/>
+            <w:tcBorders>
+              <w:top w:val="single" w:color="000000" w:sz="4"/>
+              <w:left w:val="single" w:color="000000" w:sz="4"/>
+              <w:bottom w:val="single" w:color="000000" w:sz="4"/>
+              <w:right w:val="single" w:color="000000" w:sz="4"/>
+            </w:tcBorders>
+            <w:tcMar>
+              <w:top w:type="dxa" w:w="30"/>
+              <w:left w:type="dxa" w:w="70"/>
+              <w:bottom w:type="dxa" w:w="30"/>
+              <w:right w:type="dxa" w:w="70"/>
+            </w:tcMar>
+            <w:vAlign w:val="center"/>
+          </w:tcPr>
+          <w:p>
+            <w:pPr>
+              <w:spacing w:after="0" w:before="0" w:line="240" w:lineRule="auto"/>
+              <w:jc w:val="left"/>
+            </w:pPr>
+          </w:p>
+        </w:tc>
+        <w:tc>
+          <w:tcPr>
+            <w:tcW w:type="dxa" w:w="941"/>
+            <w:tcBorders>
+              <w:top w:val="single" w:color="000000" w:sz="4"/>
+              <w:left w:val="single" w:color="000000" w:sz="4"/>
+              <w:bottom w:val="single" w:color="000000" w:sz="4"/>
+              <w:right w:val="single" w:color="000000" w:sz="4"/>
+            </w:tcBorders>
+            <w:tcMar>
+              <w:top w:type="dxa" w:w="30"/>
+              <w:left w:type="dxa" w:w="70"/>
+              <w:bottom w:type="dxa" w:w="30"/>
+              <w:right w:type="dxa" w:w="70"/>
+            </w:tcMar>
+            <w:vAlign w:val="center"/>
+          </w:tcPr>
+          <w:p>
+            <w:pPr>
+              <w:spacing w:after="0" w:before="0" w:line="240" w:lineRule="auto"/>
+              <w:jc w:val="left"/>
+            </w:pPr>
+          </w:p>
+        </w:tc>
+        <w:tc>
+          <w:tcPr>
+            <w:tcW w:type="dxa" w:w="1070"/>
+            <w:tcBorders>
+              <w:top w:val="single" w:color="000000" w:sz="4"/>
+              <w:left w:val="single" w:color="000000" w:sz="4"/>
+              <w:bottom w:val="single" w:color="000000" w:sz="4"/>
+              <w:right w:val="single" w:color="000000" w:sz="4"/>
+            </w:tcBorders>
+            <w:tcMar>
+              <w:top w:type="dxa" w:w="30"/>
+              <w:left w:type="dxa" w:w="70"/>
+              <w:bottom w:type="dxa" w:w="30"/>
+              <w:right w:type="dxa" w:w="70"/>
+            </w:tcMar>
+            <w:vAlign w:val="center"/>
+          </w:tcPr>
+          <w:p>
+            <w:pPr>
+              <w:spacing w:after="0" w:before="0" w:line="240" w:lineRule="auto"/>
+              <w:jc w:val="left"/>
+            </w:pPr>
+          </w:p>
+        </w:tc>
+        <w:tc>
+          <w:tcPr>
+            <w:tcW w:type="dxa" w:w="1190"/>
+            <w:tcBorders>
+              <w:top w:val="single" w:color="000000" w:sz="4"/>
+              <w:left w:val="single" w:color="000000" w:sz="4"/>
+              <w:bottom w:val="single" w:color="000000" w:sz="4"/>
+              <w:right w:val="single" w:color="000000" w:sz="4"/>
+            </w:tcBorders>
+            <w:tcMar>
+              <w:top w:type="dxa" w:w="30"/>
+              <w:left w:type="dxa" w:w="70"/>
+              <w:bottom w:type="dxa" w:w="30"/>
+              <w:right w:type="dxa" w:w="70"/>
+            </w:tcMar>
+            <w:vAlign w:val="center"/>
+          </w:tcPr>
+          <w:p>
+            <w:pPr>
+              <w:spacing w:after="0" w:before="0" w:line="240" w:lineRule="auto"/>
+              <w:jc w:val="left"/>
+            </w:pPr>
+          </w:p>
+        </w:tc>
+        <w:tc>
+          <w:tcPr>
+            <w:tcW w:type="dxa" w:w="941"/>
+            <w:tcBorders>
+              <w:top w:val="single" w:color="000000" w:sz="4"/>
+              <w:left w:val="single" w:color="000000" w:sz="4"/>
+              <w:bottom w:val="single" w:color="000000" w:sz="4"/>
+              <w:right w:val="single" w:color="000000" w:sz="4"/>
+            </w:tcBorders>
+            <w:tcMar>
+              <w:top w:type="dxa" w:w="30"/>
+              <w:left w:type="dxa" w:w="70"/>
+              <w:bottom w:type="dxa" w:w="30"/>
+              <w:right w:type="dxa" w:w="70"/>
+            </w:tcMar>
+            <w:vAlign w:val="center"/>
+          </w:tcPr>
+          <w:p>
+            <w:pPr>
+              <w:spacing w:after="0" w:before="0" w:line="240" w:lineRule="auto"/>
+              <w:jc w:val="left"/>
+            </w:pPr>
+          </w:p>
+        </w:tc>
+        <w:tc>
+          <w:tcPr>
+            <w:tcW w:type="dxa" w:w="941"/>
+            <w:tcBorders>
+              <w:top w:val="single" w:color="000000" w:sz="4"/>
+              <w:left w:val="single" w:color="000000" w:sz="4"/>
+              <w:bottom w:val="single" w:color="000000" w:sz="4"/>
+              <w:right w:val="single" w:color="000000" w:sz="4"/>
+            </w:tcBorders>
+            <w:tcMar>
+              <w:top w:type="dxa" w:w="30"/>
+              <w:left w:type="dxa" w:w="70"/>
+              <w:bottom w:type="dxa" w:w="30"/>
+              <w:right w:type="dxa" w:w="70"/>
+            </w:tcMar>
+            <w:vAlign w:val="center"/>
+          </w:tcPr>
+          <w:p>
+            <w:pPr>
+              <w:spacing w:after="0" w:before="0" w:line="240" w:lineRule="auto"/>
+              <w:jc w:val="left"/>
+            </w:pPr>
+          </w:p>
+        </w:tc>
+        <w:tc>
+          <w:tcPr>
+            <w:tcW w:type="dxa" w:w="1487"/>
+            <w:tcBorders>
+              <w:top w:val="single" w:color="000000" w:sz="4"/>
+              <w:left w:val="single" w:color="000000" w:sz="4"/>
+              <w:bottom w:val="single" w:color="000000" w:sz="4"/>
+              <w:right w:val="single" w:color="000000" w:sz="4"/>
+            </w:tcBorders>
+            <w:tcMar>
+              <w:top w:type="dxa" w:w="30"/>
+              <w:left w:type="dxa" w:w="70"/>
+              <w:bottom w:type="dxa" w:w="30"/>
+              <w:right w:type="dxa" w:w="70"/>
+            </w:tcMar>
+            <w:vAlign w:val="center"/>
+          </w:tcPr>
+          <w:p>
+            <w:pPr>
+              <w:spacing w:after="0" w:before="0" w:line="240" w:lineRule="auto"/>
+              <w:jc w:val="left"/>
+            </w:pPr>
+          </w:p>
+        </w:tc>
+        <w:tc>
+          <w:tcPr>
+            <w:tcW w:type="dxa" w:w="813"/>
+            <w:tcBorders>
+              <w:top w:val="single" w:color="000000" w:sz="4"/>
+              <w:left w:val="single" w:color="000000" w:sz="4"/>
+              <w:bottom w:val="single" w:color="000000" w:sz="4"/>
+              <w:right w:val="single" w:color="000000" w:sz="4"/>
+            </w:tcBorders>
+            <w:tcMar>
+              <w:top w:type="dxa" w:w="30"/>
+              <w:left w:type="dxa" w:w="70"/>
+              <w:bottom w:type="dxa" w:w="30"/>
+              <w:right w:type="dxa" w:w="70"/>
+            </w:tcMar>
+            <w:vAlign w:val="center"/>
+          </w:tcPr>
+          <w:p>
+            <w:pPr>
+              <w:spacing w:after="0" w:before="0" w:line="240" w:lineRule="auto"/>
+              <w:jc w:val="left"/>
+            </w:pPr>
+          </w:p>
+        </w:tc>
+        <w:tc>
+          <w:tcPr>
+            <w:tcW w:type="dxa" w:w="941"/>
+            <w:tcBorders>
+              <w:top w:val="single" w:color="000000" w:sz="4"/>
+              <w:left w:val="single" w:color="000000" w:sz="4"/>
+              <w:bottom w:val="single" w:color="000000" w:sz="4"/>
+              <w:right w:val="single" w:color="000000" w:sz="4"/>
+            </w:tcBorders>
+            <w:tcMar>
+              <w:top w:type="dxa" w:w="30"/>
+              <w:left w:type="dxa" w:w="70"/>
+              <w:bottom w:type="dxa" w:w="30"/>
+              <w:right w:type="dxa" w:w="70"/>
+            </w:tcMar>
+            <w:vAlign w:val="center"/>
+          </w:tcPr>
+          <w:p>
+            <w:pPr>
+              <w:spacing w:after="0" w:before="0" w:line="240" w:lineRule="auto"/>
+              <w:jc w:val="left"/>
+            </w:pPr>
+          </w:p>
+        </w:tc>
+        <w:tc>
+          <w:tcPr>
+            <w:tcW w:type="dxa" w:w="1073"/>
             <w:tcBorders>
               <w:top w:val="single" w:color="000000" w:sz="4"/>
               <w:left w:val="single" w:color="000000" w:sz="4"/>
